--- a/content/w71.docx
+++ b/content/w71.docx
@@ -174,7 +174,7 @@
       </w:r>
     </w:p>
     <w:bookmarkEnd w:id="25"/>
-    <w:bookmarkStart w:id="26" w:name="additional-resources"/>
+    <w:bookmarkStart w:id="27" w:name="additional-resources"/>
     <w:p>
       <w:pPr>
         <w:pStyle w:val="Heading4"/>
@@ -192,11 +192,38 @@
         </w:numPr>
       </w:pPr>
       <w:r>
-        <w:t xml:space="preserve">test</w:t>
-      </w:r>
-    </w:p>
-    <w:bookmarkEnd w:id="26"/>
-    <w:bookmarkStart w:id="30" w:name="submit"/>
+        <w:t xml:space="preserve">Korinek, 2024.</w:t>
+      </w:r>
+      <w:r>
+        <w:t xml:space="preserve"> </w:t>
+      </w:r>
+      <w:r>
+        <w:t xml:space="preserve">“</w:t>
+      </w:r>
+      <w:hyperlink r:id="rId26">
+        <w:r>
+          <w:rPr>
+            <w:rStyle w:val="Hyperlink"/>
+          </w:rPr>
+          <w:t xml:space="preserve">Preparing for the (Non-Existent?) Future of Work</w:t>
+        </w:r>
+      </w:hyperlink>
+      <w:r>
+        <w:t xml:space="preserve">”</w:t>
+      </w:r>
+      <w:r>
+        <w:t xml:space="preserve"> </w:t>
+      </w:r>
+      <w:r>
+        <w:rPr>
+          <w:i/>
+          <w:iCs/>
+        </w:rPr>
+        <w:t xml:space="preserve">Oxford Handbook of AI Governance</w:t>
+      </w:r>
+    </w:p>
+    <w:bookmarkEnd w:id="27"/>
+    <w:bookmarkStart w:id="31" w:name="submit"/>
     <w:p>
       <w:pPr>
         <w:pStyle w:val="Heading4"/>
@@ -258,18 +285,18 @@
                 <wp:inline>
                   <wp:extent cx="152400" cy="152400"/>
                   <wp:effectExtent b="0" l="0" r="0" t="0"/>
-                  <wp:docPr descr="" title="" id="28" name="Picture"/>
+                  <wp:docPr descr="" title="" id="29" name="Picture"/>
                   <a:graphic>
                     <a:graphicData uri="http://schemas.openxmlformats.org/drawingml/2006/picture">
                       <pic:pic>
                         <pic:nvPicPr>
-                          <pic:cNvPr descr="/opt/quarto/share/formats/docx/tip.png" id="29" name="Picture"/>
+                          <pic:cNvPr descr="/opt/quarto/share/formats/docx/tip.png" id="30" name="Picture"/>
                           <pic:cNvPicPr>
                             <a:picLocks noChangeArrowheads="1" noChangeAspect="1"/>
                           </pic:cNvPicPr>
                         </pic:nvPicPr>
                         <pic:blipFill>
-                          <a:blip r:embed="rId27"/>
+                          <a:blip r:embed="rId28"/>
                           <a:stretch>
                             <a:fillRect/>
                           </a:stretch>
@@ -394,7 +421,7 @@
         </w:tc>
       </w:tr>
     </w:tbl>
-    <w:bookmarkEnd w:id="30"/>
+    <w:bookmarkEnd w:id="31"/>
     <w:sectPr>
       <w:footnotePr>
         <w:numRestart w:val="eachSect"/>

--- a/content/w71.docx
+++ b/content/w71.docx
@@ -7,7 +7,17 @@
         <w:pStyle w:val="Title"/>
       </w:pPr>
       <w:r>
-        <w:t xml:space="preserve">Placeholder - Check Back Later</w:t>
+        <w:t xml:space="preserve">7.1 -</w:t>
+      </w:r>
+      <w:r>
+        <w:t xml:space="preserve"> </w:t>
+      </w:r>
+      <w:r>
+        <w:rPr>
+          <w:i/>
+          <w:iCs/>
+        </w:rPr>
+        <w:t xml:space="preserve">Rebooting the Singularity</w:t>
       </w:r>
     </w:p>
     <w:p>
@@ -34,13 +44,13 @@
         <w:t xml:space="preserve">S2026</w:t>
       </w:r>
     </w:p>
-    <w:bookmarkStart w:id="20" w:name="debate"/>
+    <w:bookmarkStart w:id="22" w:name="attend"/>
     <w:p>
       <w:pPr>
         <w:pStyle w:val="Heading4"/>
       </w:pPr>
       <w:r>
-        <w:t xml:space="preserve">⚖️ Debate!</w:t>
+        <w:t xml:space="preserve">👤 Attend:</w:t>
       </w:r>
     </w:p>
     <w:p>
@@ -52,21 +62,60 @@
         </w:numPr>
       </w:pPr>
       <w:r>
-        <w:rPr>
-          <w:i/>
-          <w:iCs/>
-        </w:rPr>
-        <w:t xml:space="preserve">test</w:t>
+        <w:t xml:space="preserve">There is no class today. Instead, attend the</w:t>
+      </w:r>
+      <w:r>
+        <w:t xml:space="preserve"> </w:t>
+      </w:r>
+      <w:hyperlink r:id="rId20">
+        <w:r>
+          <w:rPr>
+            <w:rStyle w:val="Hyperlink"/>
+          </w:rPr>
+          <w:t xml:space="preserve">Rebooting the Singularity</w:t>
+        </w:r>
+      </w:hyperlink>
+      <w:r>
+        <w:t xml:space="preserve"> </w:t>
+      </w:r>
+      <w:r>
+        <w:t xml:space="preserve">public lecture on Wednesday, February 25 at 3:30 PM in Maxwell 204.</w:t>
       </w:r>
     </w:p>
-    <w:bookmarkEnd w:id="20"/>
-    <w:bookmarkStart w:id="21" w:name="think"/>
     <w:p>
       <w:pPr>
+        <w:pStyle w:val="Compact"/>
+        <w:numPr>
+          <w:ilvl w:val="0"/>
+          <w:numId w:val="1001"/>
+        </w:numPr>
+      </w:pPr>
+      <w:r>
+        <w:t xml:space="preserve">If you cannot attend because of another class, work, or other prior commitment, that’s OK! Just</w:t>
+      </w:r>
+      <w:r>
+        <w:t xml:space="preserve"> </w:t>
+      </w:r>
+      <w:hyperlink r:id="rId21">
+        <w:r>
+          <w:rPr>
+            <w:rStyle w:val="Hyperlink"/>
+          </w:rPr>
+          <w:t xml:space="preserve">let Professor Reilly know</w:t>
+        </w:r>
+      </w:hyperlink>
+      <w:r>
+        <w:t xml:space="preserve">.</w:t>
+      </w:r>
+    </w:p>
+    <w:bookmarkEnd w:id="22"/>
+    <w:bookmarkStart w:id="26" w:name="submit"/>
+    <w:p>
+      <w:pPr>
         <w:pStyle w:val="Heading4"/>
       </w:pPr>
       <w:r>
-        <w:t xml:space="preserve">🧠 Think:</w:t>
+        <w:t xml:space="preserve">📝 Submit:</w:t>
       </w:r>
     </w:p>
     <w:p>
@@ -78,170 +127,23 @@
         </w:numPr>
       </w:pPr>
       <w:r>
+        <w:t xml:space="preserve">Reflection question or comment on</w:t>
+      </w:r>
+      <w:r>
+        <w:t xml:space="preserve"> </w:t>
+      </w:r>
+      <w:r>
         <w:rPr>
           <w:i/>
           <w:iCs/>
         </w:rPr>
-        <w:t xml:space="preserve">test</w:t>
-      </w:r>
-    </w:p>
-    <w:bookmarkEnd w:id="21"/>
-    <w:bookmarkStart w:id="22" w:name="read"/>
-    <w:p>
-      <w:pPr>
-        <w:pStyle w:val="Heading4"/>
-      </w:pPr>
-      <w:r>
-        <w:t xml:space="preserve">📖 Read:</w:t>
-      </w:r>
-    </w:p>
-    <w:p>
-      <w:pPr>
-        <w:pStyle w:val="Compact"/>
-        <w:numPr>
-          <w:ilvl w:val="0"/>
-          <w:numId w:val="1003"/>
-        </w:numPr>
-      </w:pPr>
-      <w:r>
-        <w:t xml:space="preserve">test</w:t>
-      </w:r>
-    </w:p>
-    <w:bookmarkEnd w:id="22"/>
-    <w:bookmarkStart w:id="23" w:name="listen"/>
-    <w:p>
-      <w:pPr>
-        <w:pStyle w:val="Heading4"/>
-      </w:pPr>
-      <w:r>
-        <w:t xml:space="preserve">🎧 Listen:</w:t>
-      </w:r>
-    </w:p>
-    <w:p>
-      <w:pPr>
-        <w:pStyle w:val="Compact"/>
-        <w:numPr>
-          <w:ilvl w:val="0"/>
-          <w:numId w:val="1004"/>
-        </w:numPr>
-      </w:pPr>
-      <w:r>
-        <w:t xml:space="preserve">test</w:t>
-      </w:r>
-    </w:p>
-    <w:bookmarkEnd w:id="23"/>
-    <w:bookmarkStart w:id="24" w:name="watch"/>
-    <w:p>
-      <w:pPr>
-        <w:pStyle w:val="Heading4"/>
-      </w:pPr>
-      <w:r>
-        <w:t xml:space="preserve">📺 Watch:</w:t>
-      </w:r>
-    </w:p>
-    <w:p>
-      <w:pPr>
-        <w:pStyle w:val="Compact"/>
-        <w:numPr>
-          <w:ilvl w:val="0"/>
-          <w:numId w:val="1005"/>
-        </w:numPr>
-      </w:pPr>
-      <w:r>
-        <w:t xml:space="preserve">test</w:t>
-      </w:r>
-    </w:p>
-    <w:bookmarkEnd w:id="24"/>
-    <w:bookmarkStart w:id="25" w:name="browse"/>
-    <w:p>
-      <w:pPr>
-        <w:pStyle w:val="Heading4"/>
-      </w:pPr>
-      <w:r>
-        <w:t xml:space="preserve">🌐 Browse:</w:t>
-      </w:r>
-    </w:p>
-    <w:p>
-      <w:pPr>
-        <w:pStyle w:val="Compact"/>
-        <w:numPr>
-          <w:ilvl w:val="0"/>
-          <w:numId w:val="1006"/>
-        </w:numPr>
-      </w:pPr>
-      <w:r>
-        <w:t xml:space="preserve">test</w:t>
-      </w:r>
-    </w:p>
-    <w:bookmarkEnd w:id="25"/>
-    <w:bookmarkStart w:id="27" w:name="additional-resources"/>
-    <w:p>
-      <w:pPr>
-        <w:pStyle w:val="Heading4"/>
-      </w:pPr>
-      <w:r>
-        <w:t xml:space="preserve">📚 Additional Resources:</w:t>
-      </w:r>
-    </w:p>
-    <w:p>
-      <w:pPr>
-        <w:pStyle w:val="Compact"/>
-        <w:numPr>
-          <w:ilvl w:val="0"/>
-          <w:numId w:val="1007"/>
-        </w:numPr>
-      </w:pPr>
-      <w:r>
-        <w:t xml:space="preserve">Korinek, 2024.</w:t>
+        <w:t xml:space="preserve">Rebooting the Singularity</w:t>
       </w:r>
       <w:r>
         <w:t xml:space="preserve"> </w:t>
       </w:r>
       <w:r>
-        <w:t xml:space="preserve">“</w:t>
-      </w:r>
-      <w:hyperlink r:id="rId26">
-        <w:r>
-          <w:rPr>
-            <w:rStyle w:val="Hyperlink"/>
-          </w:rPr>
-          <w:t xml:space="preserve">Preparing for the (Non-Existent?) Future of Work</w:t>
-        </w:r>
-      </w:hyperlink>
-      <w:r>
-        <w:t xml:space="preserve">”</w:t>
-      </w:r>
-      <w:r>
-        <w:t xml:space="preserve"> </w:t>
-      </w:r>
-      <w:r>
-        <w:rPr>
-          <w:i/>
-          <w:iCs/>
-        </w:rPr>
-        <w:t xml:space="preserve">Oxford Handbook of AI Governance</w:t>
-      </w:r>
-    </w:p>
-    <w:bookmarkEnd w:id="27"/>
-    <w:bookmarkStart w:id="31" w:name="submit"/>
-    <w:p>
-      <w:pPr>
-        <w:pStyle w:val="Heading4"/>
-      </w:pPr>
-      <w:r>
-        <w:t xml:space="preserve">📝 Submit:</w:t>
-      </w:r>
-    </w:p>
-    <w:p>
-      <w:pPr>
-        <w:pStyle w:val="Compact"/>
-        <w:numPr>
-          <w:ilvl w:val="0"/>
-          <w:numId w:val="1008"/>
-        </w:numPr>
-      </w:pPr>
-      <w:r>
-        <w:t xml:space="preserve">Discussion question to course chat</w:t>
+        <w:t xml:space="preserve">to course chat</w:t>
       </w:r>
     </w:p>
     <w:tbl>
@@ -285,18 +187,18 @@
                 <wp:inline>
                   <wp:extent cx="152400" cy="152400"/>
                   <wp:effectExtent b="0" l="0" r="0" t="0"/>
-                  <wp:docPr descr="" title="" id="29" name="Picture"/>
+                  <wp:docPr descr="" title="" id="24" name="Picture"/>
                   <a:graphic>
                     <a:graphicData uri="http://schemas.openxmlformats.org/drawingml/2006/picture">
                       <pic:pic>
                         <pic:nvPicPr>
-                          <pic:cNvPr descr="/opt/quarto/share/formats/docx/tip.png" id="30" name="Picture"/>
+                          <pic:cNvPr descr="/opt/quarto/share/formats/docx/tip.png" id="25" name="Picture"/>
                           <pic:cNvPicPr>
                             <a:picLocks noChangeArrowheads="1" noChangeAspect="1"/>
                           </pic:cNvPicPr>
                         </pic:nvPicPr>
                         <pic:blipFill>
-                          <a:blip r:embed="rId28"/>
+                          <a:blip r:embed="rId23"/>
                           <a:stretch>
                             <a:fillRect/>
                           </a:stretch>
@@ -350,7 +252,7 @@
               <w:pStyle w:val="Compact"/>
               <w:numPr>
                 <w:ilvl w:val="0"/>
-                <w:numId w:val="1009"/>
+                <w:numId w:val="1003"/>
               </w:numPr>
             </w:pPr>
             <w:r>
@@ -386,7 +288,7 @@
               <w:pStyle w:val="Compact"/>
               <w:numPr>
                 <w:ilvl w:val="0"/>
-                <w:numId w:val="1009"/>
+                <w:numId w:val="1003"/>
               </w:numPr>
             </w:pPr>
             <w:r>
@@ -404,7 +306,7 @@
               <w:pStyle w:val="Compact"/>
               <w:numPr>
                 <w:ilvl w:val="0"/>
-                <w:numId w:val="1009"/>
+                <w:numId w:val="1003"/>
               </w:numPr>
             </w:pPr>
             <w:r>
@@ -421,7 +323,7 @@
         </w:tc>
       </w:tr>
     </w:tbl>
-    <w:bookmarkEnd w:id="31"/>
+    <w:bookmarkEnd w:id="26"/>
     <w:sectPr>
       <w:footnotePr>
         <w:numRestart w:val="eachSect"/>
@@ -645,24 +547,6 @@
     <w:abstractNumId w:val="991"/>
   </w:num>
   <w:num w:numId="1003">
-    <w:abstractNumId w:val="991"/>
-  </w:num>
-  <w:num w:numId="1004">
-    <w:abstractNumId w:val="991"/>
-  </w:num>
-  <w:num w:numId="1005">
-    <w:abstractNumId w:val="991"/>
-  </w:num>
-  <w:num w:numId="1006">
-    <w:abstractNumId w:val="991"/>
-  </w:num>
-  <w:num w:numId="1007">
-    <w:abstractNumId w:val="991"/>
-  </w:num>
-  <w:num w:numId="1008">
-    <w:abstractNumId w:val="991"/>
-  </w:num>
-  <w:num w:numId="1009">
     <w:abstractNumId w:val="991"/>
   </w:num>
 </w:numbering>

--- a/content/w71.docx
+++ b/content/w71.docx
@@ -7,17 +7,7 @@
         <w:pStyle w:val="Title"/>
       </w:pPr>
       <w:r>
-        <w:t xml:space="preserve">7.1 -</w:t>
-      </w:r>
-      <w:r>
-        <w:t xml:space="preserve"> </w:t>
-      </w:r>
-      <w:r>
-        <w:rPr>
-          <w:i/>
-          <w:iCs/>
-        </w:rPr>
-        <w:t xml:space="preserve">Rebooting the Singularity</w:t>
+        <w:t xml:space="preserve">7.1 - Speed and Scaling</w:t>
       </w:r>
     </w:p>
     <w:p>
@@ -109,13 +99,13 @@
       </w:r>
     </w:p>
     <w:bookmarkEnd w:id="22"/>
-    <w:bookmarkStart w:id="26" w:name="submit"/>
+    <w:bookmarkStart w:id="24" w:name="listen"/>
     <w:p>
       <w:pPr>
         <w:pStyle w:val="Heading4"/>
       </w:pPr>
       <w:r>
-        <w:t xml:space="preserve">📝 Submit:</w:t>
+        <w:t xml:space="preserve">🎧 Listen:</w:t>
       </w:r>
     </w:p>
     <w:p>
@@ -124,6 +114,100 @@
         <w:numPr>
           <w:ilvl w:val="0"/>
           <w:numId w:val="1002"/>
+        </w:numPr>
+      </w:pPr>
+      <w:r>
+        <w:t xml:space="preserve">Dario Amodei, 2026.</w:t>
+      </w:r>
+      <w:r>
+        <w:t xml:space="preserve"> </w:t>
+      </w:r>
+      <w:r>
+        <w:t xml:space="preserve">“</w:t>
+      </w:r>
+      <w:hyperlink r:id="rId23">
+        <w:r>
+          <w:rPr>
+            <w:rStyle w:val="Hyperlink"/>
+          </w:rPr>
+          <w:t xml:space="preserve">We are near the end of the exponential</w:t>
+        </w:r>
+      </w:hyperlink>
+      <w:r>
+        <w:t xml:space="preserve">”</w:t>
+      </w:r>
+      <w:r>
+        <w:t xml:space="preserve"> </w:t>
+      </w:r>
+      <w:r>
+        <w:rPr>
+          <w:i/>
+          <w:iCs/>
+        </w:rPr>
+        <w:t xml:space="preserve">Dwarkesh Podcast</w:t>
+      </w:r>
+    </w:p>
+    <w:bookmarkEnd w:id="24"/>
+    <w:bookmarkStart w:id="26" w:name="read"/>
+    <w:p>
+      <w:pPr>
+        <w:pStyle w:val="Heading4"/>
+      </w:pPr>
+      <w:r>
+        <w:t xml:space="preserve">📖 Read:</w:t>
+      </w:r>
+    </w:p>
+    <w:p>
+      <w:pPr>
+        <w:pStyle w:val="Compact"/>
+        <w:numPr>
+          <w:ilvl w:val="0"/>
+          <w:numId w:val="1003"/>
+        </w:numPr>
+      </w:pPr>
+      <w:r>
+        <w:t xml:space="preserve">Sutton, 2019.</w:t>
+      </w:r>
+      <w:r>
+        <w:t xml:space="preserve"> </w:t>
+      </w:r>
+      <w:r>
+        <w:t xml:space="preserve">“</w:t>
+      </w:r>
+      <w:hyperlink r:id="rId25">
+        <w:r>
+          <w:rPr>
+            <w:rStyle w:val="Hyperlink"/>
+          </w:rPr>
+          <w:t xml:space="preserve">The Bitter Lesson</w:t>
+        </w:r>
+      </w:hyperlink>
+      <w:r>
+        <w:t xml:space="preserve">”</w:t>
+      </w:r>
+      <w:r>
+        <w:t xml:space="preserve"> </w:t>
+      </w:r>
+      <w:r>
+        <w:t xml:space="preserve">Blog post.</w:t>
+      </w:r>
+    </w:p>
+    <w:bookmarkEnd w:id="26"/>
+    <w:bookmarkStart w:id="30" w:name="submit"/>
+    <w:p>
+      <w:pPr>
+        <w:pStyle w:val="Heading4"/>
+      </w:pPr>
+      <w:r>
+        <w:t xml:space="preserve">📝 Submit:</w:t>
+      </w:r>
+    </w:p>
+    <w:p>
+      <w:pPr>
+        <w:pStyle w:val="Compact"/>
+        <w:numPr>
+          <w:ilvl w:val="0"/>
+          <w:numId w:val="1004"/>
         </w:numPr>
       </w:pPr>
       <w:r>
@@ -187,18 +271,18 @@
                 <wp:inline>
                   <wp:extent cx="152400" cy="152400"/>
                   <wp:effectExtent b="0" l="0" r="0" t="0"/>
-                  <wp:docPr descr="" title="" id="24" name="Picture"/>
+                  <wp:docPr descr="" title="" id="28" name="Picture"/>
                   <a:graphic>
                     <a:graphicData uri="http://schemas.openxmlformats.org/drawingml/2006/picture">
                       <pic:pic>
                         <pic:nvPicPr>
-                          <pic:cNvPr descr="/opt/quarto/share/formats/docx/tip.png" id="25" name="Picture"/>
+                          <pic:cNvPr descr="/opt/quarto/share/formats/docx/tip.png" id="29" name="Picture"/>
                           <pic:cNvPicPr>
                             <a:picLocks noChangeArrowheads="1" noChangeAspect="1"/>
                           </pic:cNvPicPr>
                         </pic:nvPicPr>
                         <pic:blipFill>
-                          <a:blip r:embed="rId23"/>
+                          <a:blip r:embed="rId27"/>
                           <a:stretch>
                             <a:fillRect/>
                           </a:stretch>
@@ -252,7 +336,7 @@
               <w:pStyle w:val="Compact"/>
               <w:numPr>
                 <w:ilvl w:val="0"/>
-                <w:numId w:val="1003"/>
+                <w:numId w:val="1005"/>
               </w:numPr>
             </w:pPr>
             <w:r>
@@ -288,7 +372,7 @@
               <w:pStyle w:val="Compact"/>
               <w:numPr>
                 <w:ilvl w:val="0"/>
-                <w:numId w:val="1003"/>
+                <w:numId w:val="1005"/>
               </w:numPr>
             </w:pPr>
             <w:r>
@@ -306,7 +390,7 @@
               <w:pStyle w:val="Compact"/>
               <w:numPr>
                 <w:ilvl w:val="0"/>
-                <w:numId w:val="1003"/>
+                <w:numId w:val="1005"/>
               </w:numPr>
             </w:pPr>
             <w:r>
@@ -323,7 +407,7 @@
         </w:tc>
       </w:tr>
     </w:tbl>
-    <w:bookmarkEnd w:id="26"/>
+    <w:bookmarkEnd w:id="30"/>
     <w:sectPr>
       <w:footnotePr>
         <w:numRestart w:val="eachSect"/>
@@ -547,6 +631,12 @@
     <w:abstractNumId w:val="991"/>
   </w:num>
   <w:num w:numId="1003">
+    <w:abstractNumId w:val="991"/>
+  </w:num>
+  <w:num w:numId="1004">
+    <w:abstractNumId w:val="991"/>
+  </w:num>
+  <w:num w:numId="1005">
     <w:abstractNumId w:val="991"/>
   </w:num>
 </w:numbering>

--- a/content/w71.docx
+++ b/content/w71.docx
@@ -227,7 +227,7 @@
         <w:t xml:space="preserve"> </w:t>
       </w:r>
       <w:r>
-        <w:t xml:space="preserve">to course chat</w:t>
+        <w:t xml:space="preserve">to course chat; posted after the lecture</w:t>
       </w:r>
     </w:p>
     <w:tbl>

--- a/content/w71.docx
+++ b/content/w71.docx
@@ -34,7 +34,7 @@
         <w:t xml:space="preserve">S2026</w:t>
       </w:r>
     </w:p>
-    <w:bookmarkStart w:id="22" w:name="attend"/>
+    <w:bookmarkStart w:id="11" w:name="attend"/>
     <w:p>
       <w:pPr>
         <w:pStyle w:val="Heading4"/>
@@ -57,7 +57,7 @@
       <w:r>
         <w:t xml:space="preserve"> </w:t>
       </w:r>
-      <w:hyperlink r:id="rId20">
+      <w:hyperlink r:id="rId9">
         <w:r>
           <w:rPr>
             <w:rStyle w:val="Hyperlink"/>
@@ -86,7 +86,7 @@
       <w:r>
         <w:t xml:space="preserve"> </w:t>
       </w:r>
-      <w:hyperlink r:id="rId21">
+      <w:hyperlink r:id="rId10">
         <w:r>
           <w:rPr>
             <w:rStyle w:val="Hyperlink"/>
@@ -98,8 +98,8 @@
         <w:t xml:space="preserve">.</w:t>
       </w:r>
     </w:p>
-    <w:bookmarkEnd w:id="22"/>
-    <w:bookmarkStart w:id="24" w:name="listen"/>
+    <w:bookmarkEnd w:id="11"/>
+    <w:bookmarkStart w:id="13" w:name="listen"/>
     <w:p>
       <w:pPr>
         <w:pStyle w:val="Heading4"/>
@@ -125,7 +125,7 @@
       <w:r>
         <w:t xml:space="preserve">“</w:t>
       </w:r>
-      <w:hyperlink r:id="rId23">
+      <w:hyperlink r:id="rId12">
         <w:r>
           <w:rPr>
             <w:rStyle w:val="Hyperlink"/>
@@ -147,8 +147,8 @@
         <w:t xml:space="preserve">Dwarkesh Podcast</w:t>
       </w:r>
     </w:p>
-    <w:bookmarkEnd w:id="24"/>
-    <w:bookmarkStart w:id="26" w:name="read"/>
+    <w:bookmarkEnd w:id="13"/>
+    <w:bookmarkStart w:id="15" w:name="read"/>
     <w:p>
       <w:pPr>
         <w:pStyle w:val="Heading4"/>
@@ -174,7 +174,7 @@
       <w:r>
         <w:t xml:space="preserve">“</w:t>
       </w:r>
-      <w:hyperlink r:id="rId25">
+      <w:hyperlink r:id="rId14">
         <w:r>
           <w:rPr>
             <w:rStyle w:val="Hyperlink"/>
@@ -192,8 +192,8 @@
         <w:t xml:space="preserve">Blog post.</w:t>
       </w:r>
     </w:p>
-    <w:bookmarkEnd w:id="26"/>
-    <w:bookmarkStart w:id="30" w:name="submit"/>
+    <w:bookmarkEnd w:id="15"/>
+    <w:bookmarkStart w:id="19" w:name="submit"/>
     <w:p>
       <w:pPr>
         <w:pStyle w:val="Heading4"/>
@@ -271,18 +271,18 @@
                 <wp:inline>
                   <wp:extent cx="152400" cy="152400"/>
                   <wp:effectExtent b="0" l="0" r="0" t="0"/>
-                  <wp:docPr descr="" title="" id="28" name="Picture"/>
+                  <wp:docPr descr="" title="" id="17" name="Picture"/>
                   <a:graphic>
                     <a:graphicData uri="http://schemas.openxmlformats.org/drawingml/2006/picture">
                       <pic:pic>
                         <pic:nvPicPr>
-                          <pic:cNvPr descr="/opt/quarto/share/formats/docx/tip.png" id="29" name="Picture"/>
+                          <pic:cNvPr descr="/opt/quarto/share/formats/docx/tip.png" id="18" name="Picture"/>
                           <pic:cNvPicPr>
                             <a:picLocks noChangeArrowheads="1" noChangeAspect="1"/>
                           </pic:cNvPicPr>
                         </pic:nvPicPr>
                         <pic:blipFill>
-                          <a:blip r:embed="rId27"/>
+                          <a:blip r:embed="rId16"/>
                           <a:stretch>
                             <a:fillRect/>
                           </a:stretch>
@@ -407,7 +407,7 @@
         </w:tc>
       </w:tr>
     </w:tbl>
-    <w:bookmarkEnd w:id="30"/>
+    <w:bookmarkEnd w:id="19"/>
     <w:sectPr>
       <w:footnotePr>
         <w:numRestart w:val="eachSect"/>
@@ -647,10 +647,10 @@
   <w:docDefaults>
     <w:rPrDefault>
       <w:rPr>
-        <w:rFonts w:asciiTheme="minorHAnsi" w:cstheme="minorBidi" w:eastAsiaTheme="minorHAnsi" w:hAnsiTheme="minorHAnsi"/>
+        <w:rFonts w:asciiTheme="minorHAnsi" w:cstheme="minorBidi" w:eastAsiaTheme="minorEastAsia" w:hAnsiTheme="minorHAnsi"/>
         <w:sz w:val="24"/>
         <w:szCs w:val="24"/>
-        <w:lang w:bidi="ar-SA" w:eastAsia="en-US" w:val="en-US"/>
+        <w:lang w:bidi="ar-SA" w:eastAsia="zh-CN" w:val="en-US"/>
       </w:rPr>
     </w:rPrDefault>
     <w:pPrDefault>
@@ -1191,13 +1191,6 @@
       </w:tblCellMar>
     </w:tblPr>
     <w:tblStylePr w:type="firstRow">
-      <w:tblPr>
-        <w:jc w:val="left"/>
-        <w:tblInd w:type="dxa" w:w="0"/>
-      </w:tblPr>
-      <w:trPr>
-        <w:jc w:val="left"/>
-      </w:trPr>
       <w:tcPr>
         <w:tcBorders>
           <w:bottom w:val="single"/>
